--- a/ISTbd11_LR№2_Ryabov.docx
+++ b/ISTbd11_LR№2_Ryabov.docx
@@ -946,7 +946,7 @@
       <w:pPr>
         <w:numPr>
           <w:ilvl w:val="0"/>
-          <w:numId w:val="4"/>
+          <w:numId w:val="5"/>
         </w:numPr>
         <w:spacing w:after="0" w:afterAutospacing="0" w:before="100" w:line="240" w:lineRule="auto"/>
         <w:ind w:left="720" w:hanging="360"/>
@@ -970,7 +970,7 @@
       <w:pPr>
         <w:numPr>
           <w:ilvl w:val="0"/>
-          <w:numId w:val="4"/>
+          <w:numId w:val="5"/>
         </w:numPr>
         <w:spacing w:after="0" w:afterAutospacing="0" w:before="0" w:beforeAutospacing="0" w:line="240" w:lineRule="auto"/>
         <w:ind w:left="720" w:hanging="360"/>
@@ -994,7 +994,7 @@
       <w:pPr>
         <w:numPr>
           <w:ilvl w:val="0"/>
-          <w:numId w:val="4"/>
+          <w:numId w:val="5"/>
         </w:numPr>
         <w:spacing w:after="0" w:afterAutospacing="0" w:before="0" w:beforeAutospacing="0" w:line="240" w:lineRule="auto"/>
         <w:ind w:left="720" w:hanging="360"/>
@@ -1018,7 +1018,7 @@
       <w:pPr>
         <w:numPr>
           <w:ilvl w:val="0"/>
-          <w:numId w:val="4"/>
+          <w:numId w:val="5"/>
         </w:numPr>
         <w:spacing w:after="0" w:afterAutospacing="0" w:before="0" w:beforeAutospacing="0" w:line="240" w:lineRule="auto"/>
         <w:ind w:left="720" w:hanging="360"/>
@@ -1042,7 +1042,7 @@
       <w:pPr>
         <w:numPr>
           <w:ilvl w:val="0"/>
-          <w:numId w:val="4"/>
+          <w:numId w:val="5"/>
         </w:numPr>
         <w:spacing w:after="0" w:afterAutospacing="0" w:before="0" w:beforeAutospacing="0" w:line="240" w:lineRule="auto"/>
         <w:ind w:left="720" w:hanging="360"/>
@@ -1066,7 +1066,7 @@
       <w:pPr>
         <w:numPr>
           <w:ilvl w:val="0"/>
-          <w:numId w:val="4"/>
+          <w:numId w:val="5"/>
         </w:numPr>
         <w:spacing w:after="100" w:before="0" w:beforeAutospacing="0" w:line="240" w:lineRule="auto"/>
         <w:ind w:left="720" w:hanging="360"/>
@@ -1178,12 +1178,12 @@
             <wp:extent cx="5943600" cy="2267372"/>
             <wp:effectExtent b="0" l="0" r="0" t="0"/>
             <wp:wrapNone/>
-            <wp:docPr id="6" name="image12.png"/>
+            <wp:docPr id="16" name="image21.png"/>
             <a:graphic>
               <a:graphicData uri="http://schemas.openxmlformats.org/drawingml/2006/picture">
                 <pic:pic>
                   <pic:nvPicPr>
-                    <pic:cNvPr id="0" name="image12.png"/>
+                    <pic:cNvPr id="0" name="image21.png"/>
                     <pic:cNvPicPr preferRelativeResize="0"/>
                   </pic:nvPicPr>
                   <pic:blipFill>
@@ -1320,7 +1320,7 @@
       <w:pPr>
         <w:numPr>
           <w:ilvl w:val="0"/>
-          <w:numId w:val="2"/>
+          <w:numId w:val="3"/>
         </w:numPr>
         <w:ind w:left="720" w:hanging="360"/>
         <w:rPr>
@@ -1343,7 +1343,7 @@
       <w:pPr>
         <w:numPr>
           <w:ilvl w:val="0"/>
-          <w:numId w:val="2"/>
+          <w:numId w:val="3"/>
         </w:numPr>
         <w:ind w:left="720" w:hanging="360"/>
         <w:rPr>
@@ -1366,7 +1366,7 @@
       <w:pPr>
         <w:numPr>
           <w:ilvl w:val="0"/>
-          <w:numId w:val="2"/>
+          <w:numId w:val="3"/>
         </w:numPr>
         <w:ind w:left="720" w:hanging="360"/>
         <w:rPr>
@@ -1389,7 +1389,7 @@
       <w:pPr>
         <w:numPr>
           <w:ilvl w:val="0"/>
-          <w:numId w:val="2"/>
+          <w:numId w:val="3"/>
         </w:numPr>
         <w:ind w:left="720" w:hanging="360"/>
         <w:rPr>
@@ -1412,7 +1412,7 @@
       <w:pPr>
         <w:numPr>
           <w:ilvl w:val="0"/>
-          <w:numId w:val="2"/>
+          <w:numId w:val="3"/>
         </w:numPr>
         <w:ind w:left="720" w:hanging="360"/>
         <w:rPr>
@@ -1512,12 +1512,12 @@
           <wp:inline distB="114300" distT="114300" distL="114300" distR="114300">
             <wp:extent cx="5943600" cy="2844800"/>
             <wp:effectExtent b="0" l="0" r="0" t="0"/>
-            <wp:docPr id="13" name="image4.png"/>
+            <wp:docPr id="8" name="image2.png"/>
             <a:graphic>
               <a:graphicData uri="http://schemas.openxmlformats.org/drawingml/2006/picture">
                 <pic:pic>
                   <pic:nvPicPr>
-                    <pic:cNvPr id="0" name="image4.png"/>
+                    <pic:cNvPr id="0" name="image2.png"/>
                     <pic:cNvPicPr preferRelativeResize="0"/>
                   </pic:nvPicPr>
                   <pic:blipFill>
@@ -1581,7 +1581,7 @@
         <w:keepLines w:val="0"/>
         <w:numPr>
           <w:ilvl w:val="0"/>
-          <w:numId w:val="3"/>
+          <w:numId w:val="4"/>
         </w:numPr>
         <w:spacing w:after="90" w:afterAutospacing="0" w:before="180" w:line="240" w:lineRule="auto"/>
         <w:ind w:left="720" w:hanging="360"/>
@@ -1708,7 +1708,7 @@
       <w:pPr>
         <w:numPr>
           <w:ilvl w:val="0"/>
-          <w:numId w:val="3"/>
+          <w:numId w:val="4"/>
         </w:numPr>
         <w:spacing w:after="0" w:afterAutospacing="0" w:before="0" w:beforeAutospacing="0" w:lineRule="auto"/>
         <w:ind w:left="720" w:hanging="360"/>
@@ -1731,7 +1731,7 @@
       <w:pPr>
         <w:numPr>
           <w:ilvl w:val="0"/>
-          <w:numId w:val="3"/>
+          <w:numId w:val="4"/>
         </w:numPr>
         <w:spacing w:after="240" w:before="0" w:beforeAutospacing="0" w:lineRule="auto"/>
         <w:ind w:left="720" w:hanging="360"/>
@@ -1877,12 +1877,12 @@
           <wp:inline distB="114300" distT="114300" distL="114300" distR="114300">
             <wp:extent cx="4733925" cy="885825"/>
             <wp:effectExtent b="0" l="0" r="0" t="0"/>
-            <wp:docPr id="7" name="image7.png"/>
+            <wp:docPr id="4" name="image3.png"/>
             <a:graphic>
               <a:graphicData uri="http://schemas.openxmlformats.org/drawingml/2006/picture">
                 <pic:pic>
                   <pic:nvPicPr>
-                    <pic:cNvPr id="0" name="image7.png"/>
+                    <pic:cNvPr id="0" name="image3.png"/>
                     <pic:cNvPicPr preferRelativeResize="0"/>
                   </pic:nvPicPr>
                   <pic:blipFill>
@@ -1978,12 +1978,12 @@
           <wp:inline distB="114300" distT="114300" distL="114300" distR="114300">
             <wp:extent cx="4371975" cy="1181100"/>
             <wp:effectExtent b="0" l="0" r="0" t="0"/>
-            <wp:docPr id="9" name="image8.png"/>
+            <wp:docPr id="17" name="image19.png"/>
             <a:graphic>
               <a:graphicData uri="http://schemas.openxmlformats.org/drawingml/2006/picture">
                 <pic:pic>
                   <pic:nvPicPr>
-                    <pic:cNvPr id="0" name="image8.png"/>
+                    <pic:cNvPr id="0" name="image19.png"/>
                     <pic:cNvPicPr preferRelativeResize="0"/>
                   </pic:nvPicPr>
                   <pic:blipFill>
@@ -2037,12 +2037,12 @@
           <wp:inline distB="114300" distT="114300" distL="114300" distR="114300">
             <wp:extent cx="4267200" cy="1540116"/>
             <wp:effectExtent b="0" l="0" r="0" t="0"/>
-            <wp:docPr id="15" name="image11.png"/>
+            <wp:docPr id="21" name="image8.png"/>
             <a:graphic>
               <a:graphicData uri="http://schemas.openxmlformats.org/drawingml/2006/picture">
                 <pic:pic>
                   <pic:nvPicPr>
-                    <pic:cNvPr id="0" name="image11.png"/>
+                    <pic:cNvPr id="0" name="image8.png"/>
                     <pic:cNvPicPr preferRelativeResize="0"/>
                   </pic:nvPicPr>
                   <pic:blipFill>
@@ -2138,12 +2138,12 @@
           <wp:inline distB="114300" distT="114300" distL="114300" distR="114300">
             <wp:extent cx="5943600" cy="1930400"/>
             <wp:effectExtent b="0" l="0" r="0" t="0"/>
-            <wp:docPr id="3" name="image6.png"/>
+            <wp:docPr id="14" name="image15.png"/>
             <a:graphic>
               <a:graphicData uri="http://schemas.openxmlformats.org/drawingml/2006/picture">
                 <pic:pic>
                   <pic:nvPicPr>
-                    <pic:cNvPr id="0" name="image6.png"/>
+                    <pic:cNvPr id="0" name="image15.png"/>
                     <pic:cNvPicPr preferRelativeResize="0"/>
                   </pic:nvPicPr>
                   <pic:blipFill>
@@ -2362,12 +2362,12 @@
           <wp:inline distB="114300" distT="114300" distL="114300" distR="114300">
             <wp:extent cx="4743450" cy="1514475"/>
             <wp:effectExtent b="0" l="0" r="0" t="0"/>
-            <wp:docPr id="12" name="image9.png"/>
+            <wp:docPr id="7" name="image17.png"/>
             <a:graphic>
               <a:graphicData uri="http://schemas.openxmlformats.org/drawingml/2006/picture">
                 <pic:pic>
                   <pic:nvPicPr>
-                    <pic:cNvPr id="0" name="image9.png"/>
+                    <pic:cNvPr id="0" name="image17.png"/>
                     <pic:cNvPicPr preferRelativeResize="0"/>
                   </pic:nvPicPr>
                   <pic:blipFill>
@@ -2523,12 +2523,12 @@
           <wp:inline distB="114300" distT="114300" distL="114300" distR="114300">
             <wp:extent cx="4581525" cy="466725"/>
             <wp:effectExtent b="0" l="0" r="0" t="0"/>
-            <wp:docPr id="16" name="image3.png"/>
+            <wp:docPr id="11" name="image9.png"/>
             <a:graphic>
               <a:graphicData uri="http://schemas.openxmlformats.org/drawingml/2006/picture">
                 <pic:pic>
                   <pic:nvPicPr>
-                    <pic:cNvPr id="0" name="image3.png"/>
+                    <pic:cNvPr id="0" name="image9.png"/>
                     <pic:cNvPicPr preferRelativeResize="0"/>
                   </pic:nvPicPr>
                   <pic:blipFill>
@@ -2734,12 +2734,12 @@
             <wp:extent cx="4894618" cy="1170694"/>
             <wp:effectExtent b="0" l="0" r="0" t="0"/>
             <wp:wrapSquare wrapText="bothSides" distB="114300" distT="114300" distL="114300" distR="114300"/>
-            <wp:docPr id="1" name="image2.png"/>
+            <wp:docPr id="1" name="image7.png"/>
             <a:graphic>
               <a:graphicData uri="http://schemas.openxmlformats.org/drawingml/2006/picture">
                 <pic:pic>
                   <pic:nvPicPr>
-                    <pic:cNvPr id="0" name="image2.png"/>
+                    <pic:cNvPr id="0" name="image7.png"/>
                     <pic:cNvPicPr preferRelativeResize="0"/>
                   </pic:nvPicPr>
                   <pic:blipFill>
@@ -2944,12 +2944,12 @@
           <wp:inline distB="114300" distT="114300" distL="114300" distR="114300">
             <wp:extent cx="5419725" cy="2486025"/>
             <wp:effectExtent b="0" l="0" r="0" t="0"/>
-            <wp:docPr id="11" name="image10.png"/>
+            <wp:docPr id="18" name="image20.png"/>
             <a:graphic>
               <a:graphicData uri="http://schemas.openxmlformats.org/drawingml/2006/picture">
                 <pic:pic>
                   <pic:nvPicPr>
-                    <pic:cNvPr id="0" name="image10.png"/>
+                    <pic:cNvPr id="0" name="image20.png"/>
                     <pic:cNvPicPr preferRelativeResize="0"/>
                   </pic:nvPicPr>
                   <pic:blipFill>
@@ -3197,12 +3197,12 @@
           <wp:inline distB="114300" distT="114300" distL="114300" distR="114300">
             <wp:extent cx="5448300" cy="2000250"/>
             <wp:effectExtent b="0" l="0" r="0" t="0"/>
-            <wp:docPr id="5" name="image13.png"/>
+            <wp:docPr id="3" name="image4.png"/>
             <a:graphic>
               <a:graphicData uri="http://schemas.openxmlformats.org/drawingml/2006/picture">
                 <pic:pic>
                   <pic:nvPicPr>
-                    <pic:cNvPr id="0" name="image13.png"/>
+                    <pic:cNvPr id="0" name="image4.png"/>
                     <pic:cNvPicPr preferRelativeResize="0"/>
                   </pic:nvPicPr>
                   <pic:blipFill>
@@ -3262,12 +3262,12 @@
             <wp:extent cx="5000625" cy="1038225"/>
             <wp:effectExtent b="0" l="0" r="0" t="0"/>
             <wp:wrapSquare wrapText="bothSides" distB="114300" distT="114300" distL="114300" distR="114300"/>
-            <wp:docPr id="2" name="image5.png"/>
+            <wp:docPr id="13" name="image12.png"/>
             <a:graphic>
               <a:graphicData uri="http://schemas.openxmlformats.org/drawingml/2006/picture">
                 <pic:pic>
                   <pic:nvPicPr>
-                    <pic:cNvPr id="0" name="image5.png"/>
+                    <pic:cNvPr id="0" name="image12.png"/>
                     <pic:cNvPicPr preferRelativeResize="0"/>
                   </pic:nvPicPr>
                   <pic:blipFill>
@@ -3294,8 +3294,8 @@
     </w:p>
     <w:p>
       <w:pPr>
-        <w:spacing w:after="60" w:before="120" w:line="240" w:lineRule="auto"/>
-        <w:jc w:val="left"/>
+        <w:pStyle w:val="Heading2"/>
+        <w:spacing w:after="60" w:before="120" w:line="240" w:lineRule="auto"/>
         <w:rPr>
           <w:rFonts w:ascii="Calibri" w:cs="Calibri" w:eastAsia="Calibri" w:hAnsi="Calibri"/>
           <w:b w:val="1"/>
@@ -3304,6 +3304,8 @@
           <w:szCs w:val="26"/>
         </w:rPr>
       </w:pPr>
+      <w:bookmarkStart w:colFirst="0" w:colLast="0" w:name="_xqshoje5pb6e" w:id="14"/>
+      <w:bookmarkEnd w:id="14"/>
       <w:r>
         <w:rPr>
           <w:rFonts w:ascii="Calibri" w:cs="Calibri" w:eastAsia="Calibri" w:hAnsi="Calibri"/>
@@ -3437,12 +3439,12 @@
           <wp:inline distB="114300" distT="114300" distL="114300" distR="114300">
             <wp:extent cx="5257800" cy="2247900"/>
             <wp:effectExtent b="0" l="0" r="0" t="0"/>
-            <wp:docPr id="10" name="image14.png"/>
+            <wp:docPr id="6" name="image18.png"/>
             <a:graphic>
               <a:graphicData uri="http://schemas.openxmlformats.org/drawingml/2006/picture">
                 <pic:pic>
                   <pic:nvPicPr>
-                    <pic:cNvPr id="0" name="image14.png"/>
+                    <pic:cNvPr id="0" name="image18.png"/>
                     <pic:cNvPicPr preferRelativeResize="0"/>
                   </pic:nvPicPr>
                   <pic:blipFill>
@@ -3520,12 +3522,12 @@
           <wp:inline distB="114300" distT="114300" distL="114300" distR="114300">
             <wp:extent cx="5943600" cy="1917700"/>
             <wp:effectExtent b="0" l="0" r="0" t="0"/>
-            <wp:docPr id="8" name="image15.png"/>
+            <wp:docPr id="5" name="image16.png"/>
             <a:graphic>
               <a:graphicData uri="http://schemas.openxmlformats.org/drawingml/2006/picture">
                 <pic:pic>
                   <pic:nvPicPr>
-                    <pic:cNvPr id="0" name="image15.png"/>
+                    <pic:cNvPr id="0" name="image16.png"/>
                     <pic:cNvPicPr preferRelativeResize="0"/>
                   </pic:nvPicPr>
                   <pic:blipFill>
@@ -3579,12 +3581,12 @@
           <wp:inline distB="114300" distT="114300" distL="114300" distR="114300">
             <wp:extent cx="5943600" cy="1066800"/>
             <wp:effectExtent b="0" l="0" r="0" t="0"/>
-            <wp:docPr id="4" name="image16.png"/>
+            <wp:docPr id="15" name="image6.png"/>
             <a:graphic>
               <a:graphicData uri="http://schemas.openxmlformats.org/drawingml/2006/picture">
                 <pic:pic>
                   <pic:nvPicPr>
-                    <pic:cNvPr id="0" name="image16.png"/>
+                    <pic:cNvPr id="0" name="image6.png"/>
                     <pic:cNvPicPr preferRelativeResize="0"/>
                   </pic:nvPicPr>
                   <pic:blipFill>
@@ -3734,7 +3736,7 @@
           <wp:inline distB="114300" distT="114300" distL="114300" distR="114300">
             <wp:extent cx="5943600" cy="1714500"/>
             <wp:effectExtent b="0" l="0" r="0" t="0"/>
-            <wp:docPr id="14" name="image1.png"/>
+            <wp:docPr id="20" name="image1.png"/>
             <a:graphic>
               <a:graphicData uri="http://schemas.openxmlformats.org/drawingml/2006/picture">
                 <pic:pic>
@@ -3807,37 +3809,940 @@
     </w:p>
     <w:p>
       <w:pPr>
-        <w:spacing w:after="60" w:before="120" w:line="240" w:lineRule="auto"/>
-        <w:jc w:val="center"/>
-        <w:rPr>
-          <w:rFonts w:ascii="Calibri" w:cs="Calibri" w:eastAsia="Calibri" w:hAnsi="Calibri"/>
-          <w:i w:val="1"/>
-          <w:iCs w:val="1"/>
-          <w:sz w:val="24"/>
-          <w:szCs w:val="24"/>
-        </w:rPr>
-      </w:pPr>
-      <w:r>
-        <w:br w:type="page"/>
-      </w:r>
-      <w:r>
-        <w:rPr>
-          <w:rtl w:val="0"/>
-        </w:rPr>
-      </w:r>
-    </w:p>
-    <w:p>
-      <w:pPr>
-        <w:spacing w:after="60" w:before="120" w:line="240" w:lineRule="auto"/>
-        <w:jc w:val="center"/>
-        <w:rPr>
-          <w:rFonts w:ascii="Calibri" w:cs="Calibri" w:eastAsia="Calibri" w:hAnsi="Calibri"/>
-          <w:i w:val="1"/>
-          <w:iCs w:val="1"/>
-          <w:sz w:val="24"/>
-          <w:szCs w:val="24"/>
-        </w:rPr>
-      </w:pPr>
+        <w:pStyle w:val="Heading1"/>
+        <w:rPr>
+          <w:rFonts w:ascii="Calibri" w:cs="Calibri" w:eastAsia="Calibri" w:hAnsi="Calibri"/>
+          <w:i w:val="1"/>
+          <w:iCs w:val="1"/>
+          <w:sz w:val="24"/>
+          <w:szCs w:val="24"/>
+        </w:rPr>
+      </w:pPr>
+      <w:bookmarkStart w:colFirst="0" w:colLast="0" w:name="_lxjr8xlvznpj" w:id="15"/>
+      <w:bookmarkEnd w:id="15"/>
+      <w:r>
+        <w:rPr>
+          <w:rFonts w:ascii="Calibri" w:cs="Calibri" w:eastAsia="Calibri" w:hAnsi="Calibri"/>
+          <w:b w:val="1"/>
+          <w:bCs w:val="1"/>
+          <w:sz w:val="28"/>
+          <w:szCs w:val="28"/>
+          <w:rtl w:val="0"/>
+        </w:rPr>
+        <w:t xml:space="preserve">3. Размещение отчета в репозитории Github.</w:t>
+      </w:r>
+      <w:r>
+        <w:rPr>
+          <w:rtl w:val="0"/>
+        </w:rPr>
+      </w:r>
+    </w:p>
+    <w:p>
+      <w:pPr>
+        <w:spacing w:after="60" w:before="120" w:line="240" w:lineRule="auto"/>
+        <w:rPr>
+          <w:rFonts w:ascii="Calibri" w:cs="Calibri" w:eastAsia="Calibri" w:hAnsi="Calibri"/>
+          <w:sz w:val="24"/>
+          <w:szCs w:val="24"/>
+        </w:rPr>
+      </w:pPr>
+      <w:r>
+        <w:rPr>
+          <w:rFonts w:ascii="Calibri" w:cs="Calibri" w:eastAsia="Calibri" w:hAnsi="Calibri"/>
+          <w:sz w:val="24"/>
+          <w:szCs w:val="24"/>
+          <w:rtl w:val="0"/>
+        </w:rPr>
+        <w:t xml:space="preserve">В данном разделе описано размещение отчета в личном репозитории Github.</w:t>
+      </w:r>
+    </w:p>
+    <w:p>
+      <w:pPr>
+        <w:pStyle w:val="Heading2"/>
+        <w:spacing w:after="60" w:before="120" w:line="240" w:lineRule="auto"/>
+        <w:rPr>
+          <w:rFonts w:ascii="Calibri" w:cs="Calibri" w:eastAsia="Calibri" w:hAnsi="Calibri"/>
+          <w:b w:val="1"/>
+          <w:bCs w:val="1"/>
+          <w:sz w:val="26"/>
+          <w:szCs w:val="26"/>
+        </w:rPr>
+      </w:pPr>
+      <w:bookmarkStart w:colFirst="0" w:colLast="0" w:name="_h24jz5cty48e" w:id="16"/>
+      <w:bookmarkEnd w:id="16"/>
+      <w:r>
+        <w:rPr>
+          <w:sz w:val="24"/>
+          <w:szCs w:val="24"/>
+          <w:rtl w:val="0"/>
+        </w:rPr>
+        <w:br w:type="textWrapping"/>
+      </w:r>
+      <w:r>
+        <w:rPr>
+          <w:rFonts w:ascii="Calibri" w:cs="Calibri" w:eastAsia="Calibri" w:hAnsi="Calibri"/>
+          <w:b w:val="1"/>
+          <w:bCs w:val="1"/>
+          <w:sz w:val="26"/>
+          <w:szCs w:val="26"/>
+          <w:rtl w:val="0"/>
+        </w:rPr>
+        <w:t xml:space="preserve">3.1. Размещение файла ISTbd11_LR№2_Ryabov.docx</w:t>
+      </w:r>
+    </w:p>
+    <w:p>
+      <w:pPr>
+        <w:numPr>
+          <w:ilvl w:val="0"/>
+          <w:numId w:val="2"/>
+        </w:numPr>
+        <w:ind w:left="720" w:hanging="360"/>
+        <w:rPr>
+          <w:rFonts w:ascii="Calibri" w:cs="Calibri" w:eastAsia="Calibri" w:hAnsi="Calibri"/>
+          <w:sz w:val="24"/>
+          <w:szCs w:val="24"/>
+        </w:rPr>
+      </w:pPr>
+      <w:r>
+        <w:rPr>
+          <w:rFonts w:ascii="Calibri" w:cs="Calibri" w:eastAsia="Calibri" w:hAnsi="Calibri"/>
+          <w:sz w:val="24"/>
+          <w:szCs w:val="24"/>
+          <w:rtl w:val="0"/>
+        </w:rPr>
+        <w:t xml:space="preserve">Инициализация локального репозитория</w:t>
+      </w:r>
+    </w:p>
+    <w:p>
+      <w:pPr>
+        <w:numPr>
+          <w:ilvl w:val="0"/>
+          <w:numId w:val="2"/>
+        </w:numPr>
+        <w:ind w:left="720" w:hanging="360"/>
+        <w:rPr>
+          <w:rFonts w:ascii="Calibri" w:cs="Calibri" w:eastAsia="Calibri" w:hAnsi="Calibri"/>
+          <w:sz w:val="24"/>
+          <w:szCs w:val="24"/>
+        </w:rPr>
+      </w:pPr>
+      <w:r>
+        <w:rPr>
+          <w:rFonts w:ascii="Calibri" w:cs="Calibri" w:eastAsia="Calibri" w:hAnsi="Calibri"/>
+          <w:sz w:val="24"/>
+          <w:szCs w:val="24"/>
+          <w:rtl w:val="0"/>
+        </w:rPr>
+        <w:t xml:space="preserve">Добавления файла и коммит</w:t>
+      </w:r>
+    </w:p>
+    <w:p>
+      <w:pPr>
+        <w:spacing w:after="100" w:before="100" w:line="240" w:lineRule="auto"/>
+        <w:rPr>
+          <w:rFonts w:ascii="Calibri" w:cs="Calibri" w:eastAsia="Calibri" w:hAnsi="Calibri"/>
+        </w:rPr>
+      </w:pPr>
+      <w:r>
+        <w:rPr>
+          <w:rFonts w:ascii="Calibri" w:cs="Calibri" w:eastAsia="Calibri" w:hAnsi="Calibri"/>
+          <w:sz w:val="24"/>
+          <w:szCs w:val="24"/>
+          <w:rtl w:val="0"/>
+        </w:rPr>
+        <w:t xml:space="preserve">Ниже представлен скриншоты размещения файла на GitHub.</w:t>
+      </w:r>
+      <w:r>
+        <w:rPr>
+          <w:rtl w:val="0"/>
+        </w:rPr>
+      </w:r>
+    </w:p>
+    <w:p>
+      <w:pPr>
+        <w:spacing w:after="60" w:before="120" w:line="240" w:lineRule="auto"/>
+        <w:jc w:val="center"/>
+        <w:rPr/>
+      </w:pPr>
+      <w:r>
+        <w:rPr>
+          <w:rFonts w:ascii="Calibri" w:cs="Calibri" w:eastAsia="Calibri" w:hAnsi="Calibri"/>
+          <w:i w:val="1"/>
+          <w:iCs w:val="1"/>
+          <w:sz w:val="24"/>
+          <w:szCs w:val="24"/>
+          <w:rtl w:val="0"/>
+        </w:rPr>
+        <w:t xml:space="preserve">Скриншот 14. Инициализация локального репозитория.</w:t>
+      </w:r>
+      <w:r>
+        <w:rPr>
+          <w:rtl w:val="0"/>
+        </w:rPr>
+      </w:r>
+    </w:p>
+    <w:p>
+      <w:pPr>
+        <w:spacing w:after="60" w:before="120" w:line="240" w:lineRule="auto"/>
+        <w:jc w:val="center"/>
+        <w:rPr>
+          <w:rFonts w:ascii="Calibri" w:cs="Calibri" w:eastAsia="Calibri" w:hAnsi="Calibri"/>
+          <w:i w:val="1"/>
+          <w:iCs w:val="1"/>
+          <w:sz w:val="24"/>
+          <w:szCs w:val="24"/>
+        </w:rPr>
+      </w:pPr>
+      <w:r>
+        <w:rPr>
+          <w:rFonts w:ascii="Calibri" w:cs="Calibri" w:eastAsia="Calibri" w:hAnsi="Calibri"/>
+          <w:i w:val="1"/>
+          <w:iCs w:val="1"/>
+          <w:sz w:val="24"/>
+          <w:szCs w:val="24"/>
+        </w:rPr>
+        <w:drawing>
+          <wp:inline distB="114300" distT="114300" distL="114300" distR="114300">
+            <wp:extent cx="4657725" cy="476250"/>
+            <wp:effectExtent b="0" l="0" r="0" t="0"/>
+            <wp:docPr id="19" name="image14.png"/>
+            <a:graphic>
+              <a:graphicData uri="http://schemas.openxmlformats.org/drawingml/2006/picture">
+                <pic:pic>
+                  <pic:nvPicPr>
+                    <pic:cNvPr id="0" name="image14.png"/>
+                    <pic:cNvPicPr preferRelativeResize="0"/>
+                  </pic:nvPicPr>
+                  <pic:blipFill>
+                    <a:blip r:embed="rId22"/>
+                    <a:srcRect b="0" l="0" r="0" t="0"/>
+                    <a:stretch>
+                      <a:fillRect/>
+                    </a:stretch>
+                  </pic:blipFill>
+                  <pic:spPr>
+                    <a:xfrm>
+                      <a:off x="0" y="0"/>
+                      <a:ext cx="4657725" cy="476250"/>
+                    </a:xfrm>
+                    <a:prstGeom prst="rect"/>
+                    <a:ln/>
+                  </pic:spPr>
+                </pic:pic>
+              </a:graphicData>
+            </a:graphic>
+          </wp:inline>
+        </w:drawing>
+      </w:r>
+      <w:r>
+        <w:rPr>
+          <w:rtl w:val="0"/>
+        </w:rPr>
+      </w:r>
+    </w:p>
+    <w:p>
+      <w:pPr>
+        <w:spacing w:after="60" w:before="120" w:line="240" w:lineRule="auto"/>
+        <w:jc w:val="center"/>
+        <w:rPr>
+          <w:rFonts w:ascii="Calibri" w:cs="Calibri" w:eastAsia="Calibri" w:hAnsi="Calibri"/>
+          <w:i w:val="1"/>
+          <w:iCs w:val="1"/>
+          <w:sz w:val="24"/>
+          <w:szCs w:val="24"/>
+        </w:rPr>
+      </w:pPr>
+      <w:r>
+        <w:rPr>
+          <w:rtl w:val="0"/>
+        </w:rPr>
+      </w:r>
+    </w:p>
+    <w:p>
+      <w:pPr>
+        <w:spacing w:after="60" w:before="120" w:line="240" w:lineRule="auto"/>
+        <w:jc w:val="center"/>
+        <w:rPr>
+          <w:rFonts w:ascii="Calibri" w:cs="Calibri" w:eastAsia="Calibri" w:hAnsi="Calibri"/>
+          <w:i w:val="1"/>
+          <w:iCs w:val="1"/>
+          <w:sz w:val="24"/>
+          <w:szCs w:val="24"/>
+        </w:rPr>
+      </w:pPr>
+      <w:r>
+        <w:rPr>
+          <w:rFonts w:ascii="Calibri" w:cs="Calibri" w:eastAsia="Calibri" w:hAnsi="Calibri"/>
+          <w:i w:val="1"/>
+          <w:iCs w:val="1"/>
+          <w:sz w:val="24"/>
+          <w:szCs w:val="24"/>
+          <w:rtl w:val="0"/>
+        </w:rPr>
+        <w:t xml:space="preserve">Скриншот 15. Добавление файла и коммит.</w:t>
+      </w:r>
+    </w:p>
+    <w:p>
+      <w:pPr>
+        <w:spacing w:after="60" w:before="120" w:line="240" w:lineRule="auto"/>
+        <w:jc w:val="center"/>
+        <w:rPr>
+          <w:rFonts w:ascii="Calibri" w:cs="Calibri" w:eastAsia="Calibri" w:hAnsi="Calibri"/>
+          <w:i w:val="1"/>
+          <w:iCs w:val="1"/>
+          <w:sz w:val="24"/>
+          <w:szCs w:val="24"/>
+        </w:rPr>
+      </w:pPr>
+      <w:r>
+        <w:rPr>
+          <w:rFonts w:ascii="Calibri" w:cs="Calibri" w:eastAsia="Calibri" w:hAnsi="Calibri"/>
+          <w:i w:val="1"/>
+          <w:iCs w:val="1"/>
+          <w:sz w:val="24"/>
+          <w:szCs w:val="24"/>
+        </w:rPr>
+        <w:drawing>
+          <wp:inline distB="114300" distT="114300" distL="114300" distR="114300">
+            <wp:extent cx="3657600" cy="371475"/>
+            <wp:effectExtent b="0" l="0" r="0" t="0"/>
+            <wp:docPr id="2" name="image13.png"/>
+            <a:graphic>
+              <a:graphicData uri="http://schemas.openxmlformats.org/drawingml/2006/picture">
+                <pic:pic>
+                  <pic:nvPicPr>
+                    <pic:cNvPr id="0" name="image13.png"/>
+                    <pic:cNvPicPr preferRelativeResize="0"/>
+                  </pic:nvPicPr>
+                  <pic:blipFill>
+                    <a:blip r:embed="rId23"/>
+                    <a:srcRect b="0" l="0" r="0" t="0"/>
+                    <a:stretch>
+                      <a:fillRect/>
+                    </a:stretch>
+                  </pic:blipFill>
+                  <pic:spPr>
+                    <a:xfrm>
+                      <a:off x="0" y="0"/>
+                      <a:ext cx="3657600" cy="371475"/>
+                    </a:xfrm>
+                    <a:prstGeom prst="rect"/>
+                    <a:ln/>
+                  </pic:spPr>
+                </pic:pic>
+              </a:graphicData>
+            </a:graphic>
+          </wp:inline>
+        </w:drawing>
+      </w:r>
+      <w:r>
+        <w:rPr>
+          <w:rtl w:val="0"/>
+        </w:rPr>
+      </w:r>
+    </w:p>
+    <w:p>
+      <w:pPr>
+        <w:spacing w:after="60" w:before="120" w:line="240" w:lineRule="auto"/>
+        <w:jc w:val="center"/>
+        <w:rPr>
+          <w:rFonts w:ascii="Calibri" w:cs="Calibri" w:eastAsia="Calibri" w:hAnsi="Calibri"/>
+          <w:i w:val="1"/>
+          <w:iCs w:val="1"/>
+          <w:sz w:val="24"/>
+          <w:szCs w:val="24"/>
+        </w:rPr>
+      </w:pPr>
+      <w:r>
+        <w:rPr>
+          <w:rFonts w:ascii="Calibri" w:cs="Calibri" w:eastAsia="Calibri" w:hAnsi="Calibri"/>
+          <w:i w:val="1"/>
+          <w:iCs w:val="1"/>
+          <w:sz w:val="24"/>
+          <w:szCs w:val="24"/>
+        </w:rPr>
+        <w:drawing>
+          <wp:inline distB="114300" distT="114300" distL="114300" distR="114300">
+            <wp:extent cx="4810125" cy="742950"/>
+            <wp:effectExtent b="0" l="0" r="0" t="0"/>
+            <wp:docPr id="9" name="image11.png"/>
+            <a:graphic>
+              <a:graphicData uri="http://schemas.openxmlformats.org/drawingml/2006/picture">
+                <pic:pic>
+                  <pic:nvPicPr>
+                    <pic:cNvPr id="0" name="image11.png"/>
+                    <pic:cNvPicPr preferRelativeResize="0"/>
+                  </pic:nvPicPr>
+                  <pic:blipFill>
+                    <a:blip r:embed="rId24"/>
+                    <a:srcRect b="0" l="0" r="0" t="0"/>
+                    <a:stretch>
+                      <a:fillRect/>
+                    </a:stretch>
+                  </pic:blipFill>
+                  <pic:spPr>
+                    <a:xfrm>
+                      <a:off x="0" y="0"/>
+                      <a:ext cx="4810125" cy="742950"/>
+                    </a:xfrm>
+                    <a:prstGeom prst="rect"/>
+                    <a:ln/>
+                  </pic:spPr>
+                </pic:pic>
+              </a:graphicData>
+            </a:graphic>
+          </wp:inline>
+        </w:drawing>
+      </w:r>
+      <w:r>
+        <w:rPr>
+          <w:rtl w:val="0"/>
+        </w:rPr>
+      </w:r>
+    </w:p>
+    <w:p>
+      <w:pPr>
+        <w:spacing w:after="60" w:before="120" w:line="240" w:lineRule="auto"/>
+        <w:jc w:val="center"/>
+        <w:rPr>
+          <w:rFonts w:ascii="Calibri" w:cs="Calibri" w:eastAsia="Calibri" w:hAnsi="Calibri"/>
+          <w:i w:val="1"/>
+          <w:iCs w:val="1"/>
+          <w:sz w:val="24"/>
+          <w:szCs w:val="24"/>
+        </w:rPr>
+      </w:pPr>
+      <w:r>
+        <w:rPr>
+          <w:rtl w:val="0"/>
+        </w:rPr>
+      </w:r>
+    </w:p>
+    <w:p>
+      <w:pPr>
+        <w:spacing w:after="60" w:before="120" w:line="240" w:lineRule="auto"/>
+        <w:jc w:val="center"/>
+        <w:rPr>
+          <w:rFonts w:ascii="Calibri" w:cs="Calibri" w:eastAsia="Calibri" w:hAnsi="Calibri"/>
+          <w:i w:val="1"/>
+          <w:iCs w:val="1"/>
+          <w:sz w:val="24"/>
+          <w:szCs w:val="24"/>
+        </w:rPr>
+      </w:pPr>
+      <w:r>
+        <w:rPr>
+          <w:rtl w:val="0"/>
+        </w:rPr>
+      </w:r>
+    </w:p>
+    <w:p>
+      <w:pPr>
+        <w:spacing w:after="60" w:before="120" w:line="240" w:lineRule="auto"/>
+        <w:jc w:val="left"/>
+        <w:rPr>
+          <w:rFonts w:ascii="Calibri" w:cs="Calibri" w:eastAsia="Calibri" w:hAnsi="Calibri"/>
+          <w:i w:val="1"/>
+          <w:iCs w:val="1"/>
+          <w:sz w:val="24"/>
+          <w:szCs w:val="24"/>
+        </w:rPr>
+      </w:pPr>
+      <w:r>
+        <w:rPr>
+          <w:rtl w:val="0"/>
+        </w:rPr>
+      </w:r>
+    </w:p>
+    <w:p>
+      <w:pPr>
+        <w:spacing w:after="60" w:before="120" w:line="240" w:lineRule="auto"/>
+        <w:jc w:val="center"/>
+        <w:rPr>
+          <w:rFonts w:ascii="Calibri" w:cs="Calibri" w:eastAsia="Calibri" w:hAnsi="Calibri"/>
+          <w:i w:val="1"/>
+          <w:iCs w:val="1"/>
+          <w:sz w:val="24"/>
+          <w:szCs w:val="24"/>
+        </w:rPr>
+      </w:pPr>
+      <w:r>
+        <w:rPr>
+          <w:rFonts w:ascii="Calibri" w:cs="Calibri" w:eastAsia="Calibri" w:hAnsi="Calibri"/>
+          <w:i w:val="1"/>
+          <w:iCs w:val="1"/>
+          <w:sz w:val="24"/>
+          <w:szCs w:val="24"/>
+          <w:rtl w:val="0"/>
+        </w:rPr>
+        <w:t xml:space="preserve">Скриншот 16. Отправка файла в репозиторий через git push.</w:t>
+      </w:r>
+    </w:p>
+    <w:p>
+      <w:pPr>
+        <w:spacing w:after="60" w:before="120" w:line="240" w:lineRule="auto"/>
+        <w:jc w:val="center"/>
+        <w:rPr>
+          <w:rFonts w:ascii="Calibri" w:cs="Calibri" w:eastAsia="Calibri" w:hAnsi="Calibri"/>
+          <w:i w:val="1"/>
+          <w:iCs w:val="1"/>
+          <w:sz w:val="24"/>
+          <w:szCs w:val="24"/>
+        </w:rPr>
+      </w:pPr>
+      <w:r>
+        <w:rPr>
+          <w:rFonts w:ascii="Calibri" w:cs="Calibri" w:eastAsia="Calibri" w:hAnsi="Calibri"/>
+          <w:i w:val="1"/>
+          <w:iCs w:val="1"/>
+          <w:sz w:val="24"/>
+          <w:szCs w:val="24"/>
+        </w:rPr>
+        <w:drawing>
+          <wp:inline distB="114300" distT="114300" distL="114300" distR="114300">
+            <wp:extent cx="4305300" cy="1390650"/>
+            <wp:effectExtent b="0" l="0" r="0" t="0"/>
+            <wp:docPr id="12" name="image5.png"/>
+            <a:graphic>
+              <a:graphicData uri="http://schemas.openxmlformats.org/drawingml/2006/picture">
+                <pic:pic>
+                  <pic:nvPicPr>
+                    <pic:cNvPr id="0" name="image5.png"/>
+                    <pic:cNvPicPr preferRelativeResize="0"/>
+                  </pic:nvPicPr>
+                  <pic:blipFill>
+                    <a:blip r:embed="rId25"/>
+                    <a:srcRect b="0" l="0" r="0" t="0"/>
+                    <a:stretch>
+                      <a:fillRect/>
+                    </a:stretch>
+                  </pic:blipFill>
+                  <pic:spPr>
+                    <a:xfrm>
+                      <a:off x="0" y="0"/>
+                      <a:ext cx="4305300" cy="1390650"/>
+                    </a:xfrm>
+                    <a:prstGeom prst="rect"/>
+                    <a:ln/>
+                  </pic:spPr>
+                </pic:pic>
+              </a:graphicData>
+            </a:graphic>
+          </wp:inline>
+        </w:drawing>
+      </w:r>
+      <w:r>
+        <w:rPr>
+          <w:rtl w:val="0"/>
+        </w:rPr>
+      </w:r>
+    </w:p>
+    <w:p>
+      <w:pPr>
+        <w:spacing w:after="60" w:before="120" w:line="240" w:lineRule="auto"/>
+        <w:jc w:val="center"/>
+        <w:rPr>
+          <w:rFonts w:ascii="Calibri" w:cs="Calibri" w:eastAsia="Calibri" w:hAnsi="Calibri"/>
+          <w:i w:val="1"/>
+          <w:iCs w:val="1"/>
+          <w:sz w:val="24"/>
+          <w:szCs w:val="24"/>
+        </w:rPr>
+      </w:pPr>
+      <w:r>
+        <w:rPr>
+          <w:rtl w:val="0"/>
+        </w:rPr>
+      </w:r>
+    </w:p>
+    <w:p>
+      <w:pPr>
+        <w:spacing w:after="60" w:before="120" w:line="240" w:lineRule="auto"/>
+        <w:jc w:val="center"/>
+        <w:rPr>
+          <w:rFonts w:ascii="Calibri" w:cs="Calibri" w:eastAsia="Calibri" w:hAnsi="Calibri"/>
+          <w:i w:val="1"/>
+          <w:iCs w:val="1"/>
+          <w:sz w:val="24"/>
+          <w:szCs w:val="24"/>
+        </w:rPr>
+      </w:pPr>
+      <w:r>
+        <w:rPr>
+          <w:rFonts w:ascii="Calibri" w:cs="Calibri" w:eastAsia="Calibri" w:hAnsi="Calibri"/>
+          <w:i w:val="1"/>
+          <w:iCs w:val="1"/>
+          <w:sz w:val="24"/>
+          <w:szCs w:val="24"/>
+          <w:rtl w:val="0"/>
+        </w:rPr>
+        <w:t xml:space="preserve">Скриншот 17. Результат на Github.</w:t>
+      </w:r>
+    </w:p>
+    <w:p>
+      <w:pPr>
+        <w:spacing w:after="60" w:before="120" w:line="240" w:lineRule="auto"/>
+        <w:jc w:val="center"/>
+        <w:rPr>
+          <w:rFonts w:ascii="Calibri" w:cs="Calibri" w:eastAsia="Calibri" w:hAnsi="Calibri"/>
+          <w:i w:val="1"/>
+          <w:iCs w:val="1"/>
+          <w:sz w:val="24"/>
+          <w:szCs w:val="24"/>
+        </w:rPr>
+      </w:pPr>
+      <w:r>
+        <w:rPr>
+          <w:rFonts w:ascii="Calibri" w:cs="Calibri" w:eastAsia="Calibri" w:hAnsi="Calibri"/>
+          <w:i w:val="1"/>
+          <w:iCs w:val="1"/>
+          <w:sz w:val="24"/>
+          <w:szCs w:val="24"/>
+        </w:rPr>
+        <w:drawing>
+          <wp:inline distB="114300" distT="114300" distL="114300" distR="114300">
+            <wp:extent cx="5943600" cy="1117600"/>
+            <wp:effectExtent b="0" l="0" r="0" t="0"/>
+            <wp:docPr id="10" name="image10.png"/>
+            <a:graphic>
+              <a:graphicData uri="http://schemas.openxmlformats.org/drawingml/2006/picture">
+                <pic:pic>
+                  <pic:nvPicPr>
+                    <pic:cNvPr id="0" name="image10.png"/>
+                    <pic:cNvPicPr preferRelativeResize="0"/>
+                  </pic:nvPicPr>
+                  <pic:blipFill>
+                    <a:blip r:embed="rId26"/>
+                    <a:srcRect b="0" l="0" r="0" t="0"/>
+                    <a:stretch>
+                      <a:fillRect/>
+                    </a:stretch>
+                  </pic:blipFill>
+                  <pic:spPr>
+                    <a:xfrm>
+                      <a:off x="0" y="0"/>
+                      <a:ext cx="5943600" cy="1117600"/>
+                    </a:xfrm>
+                    <a:prstGeom prst="rect"/>
+                    <a:ln/>
+                  </pic:spPr>
+                </pic:pic>
+              </a:graphicData>
+            </a:graphic>
+          </wp:inline>
+        </w:drawing>
+      </w:r>
+      <w:r>
+        <w:rPr>
+          <w:rtl w:val="0"/>
+        </w:rPr>
+      </w:r>
+    </w:p>
+    <w:p>
+      <w:pPr>
+        <w:spacing w:after="60" w:before="120" w:line="240" w:lineRule="auto"/>
+        <w:jc w:val="center"/>
+        <w:rPr>
+          <w:rFonts w:ascii="Calibri" w:cs="Calibri" w:eastAsia="Calibri" w:hAnsi="Calibri"/>
+          <w:i w:val="1"/>
+          <w:iCs w:val="1"/>
+          <w:sz w:val="24"/>
+          <w:szCs w:val="24"/>
+        </w:rPr>
+      </w:pPr>
+      <w:r>
+        <w:rPr>
+          <w:rtl w:val="0"/>
+        </w:rPr>
+      </w:r>
+    </w:p>
+    <w:p>
+      <w:pPr>
+        <w:pStyle w:val="Heading1"/>
+        <w:spacing w:after="60" w:before="120" w:line="240" w:lineRule="auto"/>
+        <w:rPr>
+          <w:rFonts w:ascii="Calibri" w:cs="Calibri" w:eastAsia="Calibri" w:hAnsi="Calibri"/>
+          <w:b w:val="1"/>
+          <w:bCs w:val="1"/>
+          <w:sz w:val="28"/>
+          <w:szCs w:val="28"/>
+        </w:rPr>
+      </w:pPr>
+      <w:bookmarkStart w:colFirst="0" w:colLast="0" w:name="_onicmlljsn9g" w:id="17"/>
+      <w:bookmarkEnd w:id="17"/>
+      <w:r>
+        <w:rPr>
+          <w:rFonts w:ascii="Calibri" w:cs="Calibri" w:eastAsia="Calibri" w:hAnsi="Calibri"/>
+          <w:b w:val="1"/>
+          <w:bCs w:val="1"/>
+          <w:sz w:val="28"/>
+          <w:szCs w:val="28"/>
+          <w:rtl w:val="0"/>
+        </w:rPr>
+        <w:t xml:space="preserve">Заключение</w:t>
+      </w:r>
+    </w:p>
+    <w:p>
+      <w:pPr>
+        <w:rPr/>
+      </w:pPr>
+      <w:r>
+        <w:rPr>
+          <w:rtl w:val="0"/>
+        </w:rPr>
+      </w:r>
+    </w:p>
+    <w:p>
+      <w:pPr>
+        <w:spacing w:after="240" w:lineRule="auto"/>
+        <w:rPr>
+          <w:rFonts w:ascii="Calibri" w:cs="Calibri" w:eastAsia="Calibri" w:hAnsi="Calibri"/>
+          <w:sz w:val="24"/>
+          <w:szCs w:val="24"/>
+        </w:rPr>
+      </w:pPr>
+      <w:r>
+        <w:rPr>
+          <w:rFonts w:ascii="Calibri" w:cs="Calibri" w:eastAsia="Calibri" w:hAnsi="Calibri"/>
+          <w:sz w:val="24"/>
+          <w:szCs w:val="24"/>
+          <w:rtl w:val="0"/>
+        </w:rPr>
+        <w:t xml:space="preserve">В ходе выполнения лабораторной работы были освоены базовые принципы работы с распределенной системой контроля версий Git и облачным хостингом репозиториев GitHub.</w:t>
+      </w:r>
+    </w:p>
+    <w:p>
+      <w:pPr>
+        <w:spacing w:after="240" w:before="240" w:lineRule="auto"/>
+        <w:rPr>
+          <w:rFonts w:ascii="Calibri" w:cs="Calibri" w:eastAsia="Calibri" w:hAnsi="Calibri"/>
+          <w:sz w:val="24"/>
+          <w:szCs w:val="24"/>
+        </w:rPr>
+      </w:pPr>
+      <w:r>
+        <w:rPr>
+          <w:rFonts w:ascii="Calibri" w:cs="Calibri" w:eastAsia="Calibri" w:hAnsi="Calibri"/>
+          <w:sz w:val="24"/>
+          <w:szCs w:val="24"/>
+          <w:rtl w:val="0"/>
+        </w:rPr>
+        <w:t xml:space="preserve">Была создана учетная запись на GitHub и организован личный репозиторий с файлом </w:t>
+      </w:r>
+      <w:r>
+        <w:rPr>
+          <w:rFonts w:ascii="Calibri" w:cs="Calibri" w:eastAsia="Calibri" w:hAnsi="Calibri"/>
+          <w:sz w:val="24"/>
+          <w:szCs w:val="24"/>
+          <w:rtl w:val="0"/>
+        </w:rPr>
+        <w:t xml:space="preserve">ISTbd11_readme.txt</w:t>
+      </w:r>
+      <w:r>
+        <w:rPr>
+          <w:rFonts w:ascii="Calibri" w:cs="Calibri" w:eastAsia="Calibri" w:hAnsi="Calibri"/>
+          <w:sz w:val="24"/>
+          <w:szCs w:val="24"/>
+          <w:rtl w:val="0"/>
+        </w:rPr>
+        <w:t xml:space="preserve">, содержащим сведения об авторе и составе репозитория. Размещение файла выполнялось с использованием команд </w:t>
+      </w:r>
+      <w:r>
+        <w:rPr>
+          <w:rFonts w:ascii="Calibri" w:cs="Calibri" w:eastAsia="Calibri" w:hAnsi="Calibri"/>
+          <w:sz w:val="24"/>
+          <w:szCs w:val="24"/>
+          <w:rtl w:val="0"/>
+        </w:rPr>
+        <w:t xml:space="preserve">git add</w:t>
+      </w:r>
+      <w:r>
+        <w:rPr>
+          <w:rFonts w:ascii="Calibri" w:cs="Calibri" w:eastAsia="Calibri" w:hAnsi="Calibri"/>
+          <w:sz w:val="24"/>
+          <w:szCs w:val="24"/>
+          <w:rtl w:val="0"/>
+        </w:rPr>
+        <w:t xml:space="preserve"> и </w:t>
+      </w:r>
+      <w:r>
+        <w:rPr>
+          <w:rFonts w:ascii="Calibri" w:cs="Calibri" w:eastAsia="Calibri" w:hAnsi="Calibri"/>
+          <w:sz w:val="24"/>
+          <w:szCs w:val="24"/>
+          <w:rtl w:val="0"/>
+        </w:rPr>
+        <w:t xml:space="preserve">git commit</w:t>
+      </w:r>
+      <w:r>
+        <w:rPr>
+          <w:rFonts w:ascii="Calibri" w:cs="Calibri" w:eastAsia="Calibri" w:hAnsi="Calibri"/>
+          <w:sz w:val="24"/>
+          <w:szCs w:val="24"/>
+          <w:rtl w:val="0"/>
+        </w:rPr>
+        <w:t xml:space="preserve">.</w:t>
+      </w:r>
+    </w:p>
+    <w:p>
+      <w:pPr>
+        <w:spacing w:after="240" w:before="240" w:lineRule="auto"/>
+        <w:rPr>
+          <w:rFonts w:ascii="Calibri" w:cs="Calibri" w:eastAsia="Calibri" w:hAnsi="Calibri"/>
+          <w:sz w:val="24"/>
+          <w:szCs w:val="24"/>
+        </w:rPr>
+      </w:pPr>
+      <w:r>
+        <w:rPr>
+          <w:rFonts w:ascii="Calibri" w:cs="Calibri" w:eastAsia="Calibri" w:hAnsi="Calibri"/>
+          <w:sz w:val="24"/>
+          <w:szCs w:val="24"/>
+          <w:rtl w:val="0"/>
+        </w:rPr>
+        <w:t xml:space="preserve">В рамках работы с общим групповым репозиторием была создана отдельная ветка, сформирована ее локальная копия командой </w:t>
+      </w:r>
+      <w:r>
+        <w:rPr>
+          <w:rFonts w:ascii="Calibri" w:cs="Calibri" w:eastAsia="Calibri" w:hAnsi="Calibri"/>
+          <w:sz w:val="24"/>
+          <w:szCs w:val="24"/>
+          <w:rtl w:val="0"/>
+        </w:rPr>
+        <w:t xml:space="preserve">git clone</w:t>
+      </w:r>
+      <w:r>
+        <w:rPr>
+          <w:rFonts w:ascii="Calibri" w:cs="Calibri" w:eastAsia="Calibri" w:hAnsi="Calibri"/>
+          <w:sz w:val="24"/>
+          <w:szCs w:val="24"/>
+          <w:rtl w:val="0"/>
+        </w:rPr>
+        <w:t xml:space="preserve">. В локальной копии были внесены изменения - добавлен файл Ryabov</w:t>
+      </w:r>
+      <w:r>
+        <w:rPr>
+          <w:rFonts w:ascii="Calibri" w:cs="Calibri" w:eastAsia="Calibri" w:hAnsi="Calibri"/>
+          <w:sz w:val="24"/>
+          <w:szCs w:val="24"/>
+          <w:rtl w:val="0"/>
+        </w:rPr>
+        <w:t xml:space="preserve">_readme.txt</w:t>
+      </w:r>
+      <w:r>
+        <w:rPr>
+          <w:rFonts w:ascii="Calibri" w:cs="Calibri" w:eastAsia="Calibri" w:hAnsi="Calibri"/>
+          <w:sz w:val="24"/>
+          <w:szCs w:val="24"/>
+          <w:rtl w:val="0"/>
+        </w:rPr>
+        <w:t xml:space="preserve">. Для отслеживания изменений применялась команда </w:t>
+      </w:r>
+      <w:r>
+        <w:rPr>
+          <w:rFonts w:ascii="Calibri" w:cs="Calibri" w:eastAsia="Calibri" w:hAnsi="Calibri"/>
+          <w:sz w:val="24"/>
+          <w:szCs w:val="24"/>
+          <w:rtl w:val="0"/>
+        </w:rPr>
+        <w:t xml:space="preserve">git diff</w:t>
+      </w:r>
+      <w:r>
+        <w:rPr>
+          <w:rFonts w:ascii="Calibri" w:cs="Calibri" w:eastAsia="Calibri" w:hAnsi="Calibri"/>
+          <w:sz w:val="24"/>
+          <w:szCs w:val="24"/>
+          <w:rtl w:val="0"/>
+        </w:rPr>
+        <w:t xml:space="preserve">, для фиксации - </w:t>
+      </w:r>
+      <w:r>
+        <w:rPr>
+          <w:rFonts w:ascii="Calibri" w:cs="Calibri" w:eastAsia="Calibri" w:hAnsi="Calibri"/>
+          <w:sz w:val="24"/>
+          <w:szCs w:val="24"/>
+          <w:rtl w:val="0"/>
+        </w:rPr>
+        <w:t xml:space="preserve">git add</w:t>
+      </w:r>
+      <w:r>
+        <w:rPr>
+          <w:rFonts w:ascii="Calibri" w:cs="Calibri" w:eastAsia="Calibri" w:hAnsi="Calibri"/>
+          <w:sz w:val="24"/>
+          <w:szCs w:val="24"/>
+          <w:rtl w:val="0"/>
+        </w:rPr>
+        <w:t xml:space="preserve"> и </w:t>
+      </w:r>
+      <w:r>
+        <w:rPr>
+          <w:rFonts w:ascii="Calibri" w:cs="Calibri" w:eastAsia="Calibri" w:hAnsi="Calibri"/>
+          <w:sz w:val="24"/>
+          <w:szCs w:val="24"/>
+          <w:rtl w:val="0"/>
+        </w:rPr>
+        <w:t xml:space="preserve">git commit</w:t>
+      </w:r>
+      <w:r>
+        <w:rPr>
+          <w:rFonts w:ascii="Calibri" w:cs="Calibri" w:eastAsia="Calibri" w:hAnsi="Calibri"/>
+          <w:sz w:val="24"/>
+          <w:szCs w:val="24"/>
+          <w:rtl w:val="0"/>
+        </w:rPr>
+        <w:t xml:space="preserve">, для слияния веток - </w:t>
+      </w:r>
+      <w:r>
+        <w:rPr>
+          <w:rFonts w:ascii="Calibri" w:cs="Calibri" w:eastAsia="Calibri" w:hAnsi="Calibri"/>
+          <w:sz w:val="24"/>
+          <w:szCs w:val="24"/>
+          <w:rtl w:val="0"/>
+        </w:rPr>
+        <w:t xml:space="preserve">git merge</w:t>
+      </w:r>
+      <w:r>
+        <w:rPr>
+          <w:rFonts w:ascii="Calibri" w:cs="Calibri" w:eastAsia="Calibri" w:hAnsi="Calibri"/>
+          <w:sz w:val="24"/>
+          <w:szCs w:val="24"/>
+          <w:rtl w:val="0"/>
+        </w:rPr>
+        <w:t xml:space="preserve">, для публикации изменений на сервере - </w:t>
+      </w:r>
+      <w:r>
+        <w:rPr>
+          <w:rFonts w:ascii="Calibri" w:cs="Calibri" w:eastAsia="Calibri" w:hAnsi="Calibri"/>
+          <w:sz w:val="24"/>
+          <w:szCs w:val="24"/>
+          <w:rtl w:val="0"/>
+        </w:rPr>
+        <w:t xml:space="preserve">git push</w:t>
+      </w:r>
+      <w:r>
+        <w:rPr>
+          <w:rFonts w:ascii="Calibri" w:cs="Calibri" w:eastAsia="Calibri" w:hAnsi="Calibri"/>
+          <w:sz w:val="24"/>
+          <w:szCs w:val="24"/>
+          <w:rtl w:val="0"/>
+        </w:rPr>
+        <w:t xml:space="preserve">.</w:t>
+      </w:r>
+    </w:p>
+    <w:p>
+      <w:pPr>
+        <w:spacing w:after="240" w:before="240" w:lineRule="auto"/>
+        <w:rPr/>
+      </w:pPr>
+      <w:r>
+        <w:rPr>
+          <w:rFonts w:ascii="Calibri" w:cs="Calibri" w:eastAsia="Calibri" w:hAnsi="Calibri"/>
+          <w:sz w:val="24"/>
+          <w:szCs w:val="24"/>
+          <w:rtl w:val="0"/>
+        </w:rPr>
+        <w:t xml:space="preserve">В результате работы сформировано понимание базового цикла работы с Git: инициализация репозитория, внесение и фиксация изменений, работа с ветками, синхронизация локального и удаленного репозиториев. Приобретённые навыки являются необходимой основой для командной разработки программного обеспечения и управления версиями проектов в профессиональной деятельности.</w:t>
+      </w:r>
       <w:r>
         <w:rPr>
           <w:rtl w:val="0"/>
@@ -3845,7 +4750,7 @@
       </w:r>
     </w:p>
     <w:sectPr>
-      <w:footerReference r:id="rId22" w:type="default"/>
+      <w:footerReference r:id="rId27" w:type="default"/>
       <w:pgSz w:h="15840" w:w="12240" w:orient="portrait"/>
       <w:pgMar w:bottom="1440" w:top="1440" w:left="1440" w:right="1440" w:header="720" w:footer="720"/>
       <w:pgNumType w:start="1"/>
@@ -4101,6 +5006,116 @@
         <w:ind w:left="720" w:hanging="360"/>
       </w:pPr>
       <w:rPr>
+        <w:u w:val="none"/>
+      </w:rPr>
+    </w:lvl>
+    <w:lvl w:ilvl="1">
+      <w:start w:val="1"/>
+      <w:numFmt w:val="lowerLetter"/>
+      <w:lvlText w:val="%2."/>
+      <w:lvlJc w:val="left"/>
+      <w:pPr>
+        <w:ind w:left="1440" w:hanging="360"/>
+      </w:pPr>
+      <w:rPr>
+        <w:u w:val="none"/>
+      </w:rPr>
+    </w:lvl>
+    <w:lvl w:ilvl="2">
+      <w:start w:val="1"/>
+      <w:numFmt w:val="lowerRoman"/>
+      <w:lvlText w:val="%3."/>
+      <w:lvlJc w:val="right"/>
+      <w:pPr>
+        <w:ind w:left="2160" w:hanging="360"/>
+      </w:pPr>
+      <w:rPr>
+        <w:u w:val="none"/>
+      </w:rPr>
+    </w:lvl>
+    <w:lvl w:ilvl="3">
+      <w:start w:val="1"/>
+      <w:numFmt w:val="decimal"/>
+      <w:lvlText w:val="%4."/>
+      <w:lvlJc w:val="left"/>
+      <w:pPr>
+        <w:ind w:left="2880" w:hanging="360"/>
+      </w:pPr>
+      <w:rPr>
+        <w:u w:val="none"/>
+      </w:rPr>
+    </w:lvl>
+    <w:lvl w:ilvl="4">
+      <w:start w:val="1"/>
+      <w:numFmt w:val="lowerLetter"/>
+      <w:lvlText w:val="%5."/>
+      <w:lvlJc w:val="left"/>
+      <w:pPr>
+        <w:ind w:left="3600" w:hanging="360"/>
+      </w:pPr>
+      <w:rPr>
+        <w:u w:val="none"/>
+      </w:rPr>
+    </w:lvl>
+    <w:lvl w:ilvl="5">
+      <w:start w:val="1"/>
+      <w:numFmt w:val="lowerRoman"/>
+      <w:lvlText w:val="%6."/>
+      <w:lvlJc w:val="right"/>
+      <w:pPr>
+        <w:ind w:left="4320" w:hanging="360"/>
+      </w:pPr>
+      <w:rPr>
+        <w:u w:val="none"/>
+      </w:rPr>
+    </w:lvl>
+    <w:lvl w:ilvl="6">
+      <w:start w:val="1"/>
+      <w:numFmt w:val="decimal"/>
+      <w:lvlText w:val="%7."/>
+      <w:lvlJc w:val="left"/>
+      <w:pPr>
+        <w:ind w:left="5040" w:hanging="360"/>
+      </w:pPr>
+      <w:rPr>
+        <w:u w:val="none"/>
+      </w:rPr>
+    </w:lvl>
+    <w:lvl w:ilvl="7">
+      <w:start w:val="1"/>
+      <w:numFmt w:val="lowerLetter"/>
+      <w:lvlText w:val="%8."/>
+      <w:lvlJc w:val="left"/>
+      <w:pPr>
+        <w:ind w:left="5760" w:hanging="360"/>
+      </w:pPr>
+      <w:rPr>
+        <w:u w:val="none"/>
+      </w:rPr>
+    </w:lvl>
+    <w:lvl w:ilvl="8">
+      <w:start w:val="1"/>
+      <w:numFmt w:val="lowerRoman"/>
+      <w:lvlText w:val="%9."/>
+      <w:lvlJc w:val="right"/>
+      <w:pPr>
+        <w:ind w:left="6480" w:hanging="360"/>
+      </w:pPr>
+      <w:rPr>
+        <w:u w:val="none"/>
+      </w:rPr>
+    </w:lvl>
+  </w:abstractNum>
+  <w:abstractNum w:abstractNumId="4">
+    <w:lvl w:ilvl="0">
+      <w:start w:val="1"/>
+      <w:numFmt w:val="decimal"/>
+      <w:lvlText w:val="%1."/>
+      <w:lvlJc w:val="left"/>
+      <w:pPr>
+        <w:ind w:left="720" w:hanging="360"/>
+      </w:pPr>
+      <w:rPr>
         <w:rFonts w:ascii="Calibri" w:cs="Calibri" w:eastAsia="Calibri" w:hAnsi="Calibri"/>
         <w:b w:val="0"/>
         <w:bCs w:val="0"/>
@@ -4206,7 +5221,7 @@
       </w:rPr>
     </w:lvl>
   </w:abstractNum>
-  <w:abstractNum w:abstractNumId="4">
+  <w:abstractNum w:abstractNumId="5">
     <w:lvl w:ilvl="0">
       <w:start w:val="1"/>
       <w:numFmt w:val="decimal"/>
@@ -4327,6 +5342,9 @@
   </w:num>
   <w:num w:numId="4">
     <w:abstractNumId w:val="4"/>
+  </w:num>
+  <w:num w:numId="5">
+    <w:abstractNumId w:val="5"/>
   </w:num>
 </w:numbering>
 </file>
